--- a/doAnTotNghiep.docx
+++ b/doAnTotNghiep.docx
@@ -9302,7 +9302,7 @@
           <w:rFonts w:eastAsia="Times New Roman" w:cs="Times New Roman"/>
           <w:lang w:val="en-US"/>
         </w:rPr>
-        <w:t>Về học liệu: Các chủ điểm bài học và nội dung giáo trình được tham chiếu từ bộ "Tiếng Việt cho người nước ngoài" (VSL) của Trường ĐH KHXH&amp;NV - ĐHQG TP.HCM và bộ "Tiếng Việt Cơ Sở" (Nguyễn Anh Quế, Nguyễn Việt Hương). Đây là những nguồn học liệu uy tín, giúp hệ thống cung cấp các tình huống giao tiếp thực tế và ngữ pháp chuẩn xác.</w:t>
+        <w:t>Về học liệu: Các chủ điểm bài học và nội dung giáo trình được tham chiếu từ bộ "Tiếng Việt cho người nước ngoài" (VSL) của Trường ĐH KHXH&amp;NV - ĐHQG TP.HCM. Đây là những nguồn học liệu uy tín, giúp hệ thống cung cấp các tình huống giao tiếp thực tế và ngữ pháp chuẩn xác.</w:t>
       </w:r>
     </w:p>
     <w:p>
@@ -9537,7 +9537,7 @@
                 <w:bCs/>
                 <w:szCs w:val="26"/>
               </w:rPr>
-              <w:t>Học tiếng Việt theo lộ trình</w:t>
+              <w:t>Quản lý lộ trình học tập</w:t>
             </w:r>
           </w:p>
         </w:tc>
@@ -9562,7 +9562,7 @@
                 <w:bCs/>
                 <w:szCs w:val="26"/>
               </w:rPr>
-              <w:t>Người học muốn học theo các bài học được sắp xếp từ cơ bản đến nâng cao</w:t>
+              <w:t>Người học cần một con đường rõ ràng từ cơ bản đến chuyên sâu, không bị ngợp bởi lượng kiến thức lớn.</w:t>
             </w:r>
           </w:p>
         </w:tc>
@@ -9587,41 +9587,16 @@
                 <w:bCs/>
                 <w:szCs w:val="26"/>
               </w:rPr>
-              <w:t>Xây dựng hệ thống</w:t>
-            </w:r>
-            <w:r>
-              <w:rPr>
-                <w:rFonts w:eastAsia="Calibri" w:cs="Times New Roman"/>
-                <w:bCs/>
-                <w:szCs w:val="26"/>
-                <w:lang w:val="en-US"/>
-              </w:rPr>
-              <w:t xml:space="preserve"> cấp độ (Level),</w:t>
-            </w:r>
-            <w:r>
-              <w:rPr>
-                <w:rFonts w:eastAsia="Calibri" w:cs="Times New Roman"/>
-                <w:bCs/>
-                <w:szCs w:val="26"/>
-              </w:rPr>
-              <w:t xml:space="preserve"> khóa học (Course), bài học (</w:t>
-            </w:r>
-            <w:r>
-              <w:rPr>
-                <w:rFonts w:eastAsia="Calibri" w:cs="Times New Roman"/>
-                <w:bCs/>
-                <w:szCs w:val="26"/>
-                <w:lang w:val="en-US"/>
-              </w:rPr>
-              <w:t>Unit</w:t>
-            </w:r>
-            <w:r>
-              <w:rPr>
-                <w:rFonts w:eastAsia="Calibri" w:cs="Times New Roman"/>
-                <w:bCs/>
-                <w:szCs w:val="26"/>
-              </w:rPr>
-              <w:t>), video bài giảng theo từng cấp độ</w:t>
+              <w:t>Hệ thống hóa nội dung học tập theo phân cấp Level -&gt; Course -&gt; Unit bám sát khung năng lực 6 bậc và bộ giáo trình VSL (1-5)</w:t>
+            </w:r>
+            <w:r>
+              <w:rPr>
+                <w:rFonts w:eastAsia="Calibri" w:cs="Times New Roman"/>
+                <w:bCs/>
+                <w:szCs w:val="26"/>
+                <w:lang w:val="en-US"/>
+              </w:rPr>
+              <w:t>.</w:t>
             </w:r>
           </w:p>
         </w:tc>
@@ -9650,9 +9625,8 @@
                 <w:rFonts w:eastAsia="Calibri" w:cs="Times New Roman"/>
                 <w:bCs/>
                 <w:szCs w:val="26"/>
-                <w:lang w:val="en-US"/>
-              </w:rPr>
-              <w:t>Bài kiểm tra</w:t>
+              </w:rPr>
+              <w:t>Tương tác và Đánh giá</w:t>
             </w:r>
           </w:p>
         </w:tc>
@@ -9676,9 +9650,8 @@
                 <w:rFonts w:eastAsia="Calibri" w:cs="Times New Roman"/>
                 <w:bCs/>
                 <w:szCs w:val="26"/>
-                <w:lang w:val="en-US"/>
-              </w:rPr>
-              <w:t xml:space="preserve">Người học muốn kiểm tra trình độ học </w:t>
+              </w:rPr>
+              <w:t>Người học muốn biết mình đang ở đâu và làm bài tập để củng cố từ vựng, ngữ pháp ngay lập tức.</w:t>
             </w:r>
           </w:p>
         </w:tc>
@@ -9702,7 +9675,7 @@
                 <w:bCs/>
                 <w:szCs w:val="26"/>
               </w:rPr>
-              <w:t>Xây dựng Placement Test và bài kiểm tra sau bài học (Quiz/Test)</w:t>
+              <w:t>Hệ thống Quiz (Trắc nghiệm, nối từ, điền từ) sau mỗi bài học.</w:t>
             </w:r>
           </w:p>
         </w:tc>
@@ -9757,7 +9730,7 @@
                 <w:bCs/>
                 <w:szCs w:val="26"/>
               </w:rPr>
-              <w:t>Người học muốn theo dõi tiến độ học tập</w:t>
+              <w:t>Người học cần thấy được sự tiến bộ của bản thân qua thời gian để giữ động lực.</w:t>
             </w:r>
           </w:p>
         </w:tc>
@@ -9781,7 +9754,7 @@
                 <w:bCs/>
                 <w:szCs w:val="26"/>
               </w:rPr>
-              <w:t>Xây dựng chức năng lưu kết quả học tập và hiển thị tiến độ</w:t>
+              <w:t>Dashboard hiển thị phần trăm hoàn thành (%) của từng Course và toàn bộ lộ trình.</w:t>
             </w:r>
           </w:p>
         </w:tc>
@@ -33689,7 +33662,6 @@
                 <w:szCs w:val="26"/>
                 <w:lang w:val="en-US"/>
               </w:rPr>
-              <w:lastRenderedPageBreak/>
               <w:t>Luồng ngoại lệ</w:t>
             </w:r>
           </w:p>
@@ -34440,7 +34412,6 @@
                 <w:szCs w:val="26"/>
                 <w:lang w:val="en-US"/>
               </w:rPr>
-              <w:lastRenderedPageBreak/>
               <w:t>Luồng sự kiện rẽ nhánh</w:t>
             </w:r>
           </w:p>
@@ -34936,7 +34907,6 @@
                 <w:szCs w:val="26"/>
                 <w:lang w:val="en-US"/>
               </w:rPr>
-              <w:lastRenderedPageBreak/>
               <w:t>Tiền điều kiện</w:t>
             </w:r>
           </w:p>
@@ -35885,7 +35855,6 @@
                 <w:szCs w:val="26"/>
                 <w:lang w:val="en-US"/>
               </w:rPr>
-              <w:lastRenderedPageBreak/>
               <w:t>Luồng sự kiện rẽ nhánh</w:t>
             </w:r>
           </w:p>
@@ -37442,12 +37411,11 @@
           <w:szCs w:val="26"/>
           <w:lang w:val="en-US"/>
         </w:rPr>
-        <w:lastRenderedPageBreak/>
         <w:drawing>
-          <wp:inline distT="0" distB="0" distL="0" distR="0" wp14:anchorId="593C12AB" wp14:editId="70A50A67">
-            <wp:extent cx="4715533" cy="7516274"/>
-            <wp:effectExtent l="0" t="0" r="8890" b="8890"/>
-            <wp:docPr id="791166189" name="Picture 1"/>
+          <wp:inline distT="0" distB="0" distL="0" distR="0" wp14:anchorId="029813E2" wp14:editId="5040EAFA">
+            <wp:extent cx="5972175" cy="5036185"/>
+            <wp:effectExtent l="0" t="0" r="9525" b="0"/>
+            <wp:docPr id="290186005" name="Picture 1"/>
             <wp:cNvGraphicFramePr>
               <a:graphicFrameLocks xmlns:a="http://schemas.openxmlformats.org/drawingml/2006/main" noChangeAspect="1"/>
             </wp:cNvGraphicFramePr>
@@ -37455,7 +37423,7 @@
               <a:graphicData uri="http://schemas.openxmlformats.org/drawingml/2006/picture">
                 <pic:pic xmlns:pic="http://schemas.openxmlformats.org/drawingml/2006/picture">
                   <pic:nvPicPr>
-                    <pic:cNvPr id="791166189" name=""/>
+                    <pic:cNvPr id="290186005" name=""/>
                     <pic:cNvPicPr/>
                   </pic:nvPicPr>
                   <pic:blipFill>
@@ -37467,7 +37435,7 @@
                   <pic:spPr>
                     <a:xfrm>
                       <a:off x="0" y="0"/>
-                      <a:ext cx="4715533" cy="7516274"/>
+                      <a:ext cx="5972175" cy="5036185"/>
                     </a:xfrm>
                     <a:prstGeom prst="rect">
                       <a:avLst/>
@@ -41781,56 +41749,7 @@
           <w:szCs w:val="26"/>
           <w:lang w:val="en-US"/>
         </w:rPr>
-        <w:t>Giáo trình Tiếng Việt cho người nước ngoài (VSL 1, 2, 3).</w:t>
-      </w:r>
-    </w:p>
-    <w:p>
-      <w:pPr>
-        <w:spacing w:line="288" w:lineRule="auto"/>
-        <w:jc w:val="both"/>
-        <w:rPr>
-          <w:rFonts w:cs="Times New Roman"/>
-          <w:szCs w:val="26"/>
-          <w:lang w:val="en-US"/>
-        </w:rPr>
-      </w:pPr>
-      <w:r>
-        <w:rPr>
-          <w:rFonts w:cs="Times New Roman"/>
-          <w:b/>
-          <w:bCs/>
-          <w:szCs w:val="26"/>
-          <w:lang w:val="en-US"/>
-        </w:rPr>
-        <w:t>[3</w:t>
-      </w:r>
-      <w:r>
-        <w:rPr>
-          <w:rFonts w:cs="Times New Roman"/>
-          <w:b/>
-          <w:bCs/>
-          <w:szCs w:val="26"/>
-          <w:lang w:val="en-US"/>
-        </w:rPr>
-        <w:t>7</w:t>
-      </w:r>
-      <w:r>
-        <w:rPr>
-          <w:rFonts w:cs="Times New Roman"/>
-          <w:b/>
-          <w:bCs/>
-          <w:szCs w:val="26"/>
-          <w:lang w:val="en-US"/>
-        </w:rPr>
-        <w:t>] Nguyễn Anh Quế (Chủ biên).</w:t>
-      </w:r>
-      <w:r>
-        <w:rPr>
-          <w:rFonts w:cs="Times New Roman"/>
-          <w:szCs w:val="26"/>
-          <w:lang w:val="en-US"/>
-        </w:rPr>
-        <w:t xml:space="preserve"> </w:t>
+        <w:t>Giáo trình Tiếng Việt cho người nước ngoài (VSL 1, 2, 3</w:t>
       </w:r>
       <w:r>
         <w:rPr>
@@ -41840,27 +41759,18 @@
           <w:szCs w:val="26"/>
           <w:lang w:val="en-US"/>
         </w:rPr>
-        <w:t>Tiếng Việt Cơ Sở</w:t>
-      </w:r>
-      <w:r>
-        <w:rPr>
-          <w:rFonts w:cs="Times New Roman"/>
-          <w:szCs w:val="26"/>
-          <w:lang w:val="en-US"/>
-        </w:rPr>
-        <w:t>, Nhà xuất bản Đại học Quốc gia Hà Nội.</w:t>
-      </w:r>
-    </w:p>
-    <w:p>
-      <w:pPr>
-        <w:spacing w:line="288" w:lineRule="auto"/>
-        <w:jc w:val="both"/>
-        <w:rPr>
-          <w:rFonts w:cs="Times New Roman"/>
-          <w:szCs w:val="26"/>
-          <w:lang w:val="en-US"/>
-        </w:rPr>
-      </w:pPr>
+        <w:t>, 4, 5</w:t>
+      </w:r>
+      <w:r>
+        <w:rPr>
+          <w:rFonts w:cs="Times New Roman"/>
+          <w:i/>
+          <w:iCs/>
+          <w:szCs w:val="26"/>
+          <w:lang w:val="en-US"/>
+        </w:rPr>
+        <w:t>).</w:t>
+      </w:r>
     </w:p>
     <w:p>
       <w:pPr>
@@ -42531,15 +42441,7 @@
                 <w:rFonts w:cs="Times New Roman"/>
                 <w:szCs w:val="26"/>
               </w:rPr>
-              <w:t xml:space="preserve"> and </w:t>
-            </w:r>
-            <w:r>
-              <w:rPr>
-                <w:rFonts w:cs="Times New Roman"/>
-                <w:szCs w:val="26"/>
-              </w:rPr>
-              <w:lastRenderedPageBreak/>
-              <w:t xml:space="preserve">many special letters like </w:t>
+              <w:t xml:space="preserve"> and many special letters like </w:t>
             </w:r>
             <w:r>
               <w:rPr>
@@ -42645,7 +42547,15 @@
                 <w:rFonts w:cs="Times New Roman"/>
                 <w:szCs w:val="26"/>
               </w:rPr>
-              <w:t xml:space="preserve"> I often forget tone marks when writing. Also, the meaning of a word can change depending on the context.</w:t>
+              <w:t xml:space="preserve"> I often forget tone marks when writing. Also, the </w:t>
+            </w:r>
+            <w:r>
+              <w:rPr>
+                <w:rFonts w:cs="Times New Roman"/>
+                <w:szCs w:val="26"/>
+              </w:rPr>
+              <w:lastRenderedPageBreak/>
+              <w:t>meaning of a word can change depending on the context.</w:t>
             </w:r>
           </w:p>
         </w:tc>
@@ -42697,7 +42607,6 @@
                       <w:bCs/>
                       <w:szCs w:val="26"/>
                     </w:rPr>
-                    <w:lastRenderedPageBreak/>
                     <w:t xml:space="preserve">Câu </w:t>
                   </w:r>
                   <w:r>
@@ -43076,15 +42985,7 @@
                 <w:rFonts w:cs="Times New Roman"/>
                 <w:szCs w:val="26"/>
               </w:rPr>
-              <w:t xml:space="preserve">I want a feature where I can enter a word and the system will show many videos containing that word. I can watch different videos to fully understand how the word is used and pronounced. In addition, I want to </w:t>
-            </w:r>
-            <w:r>
-              <w:rPr>
-                <w:rFonts w:cs="Times New Roman"/>
-                <w:szCs w:val="26"/>
-              </w:rPr>
-              <w:lastRenderedPageBreak/>
-              <w:t>practice speaking and receive feedback on my pronunciation mistakes.</w:t>
+              <w:t>I want a feature where I can enter a word and the system will show many videos containing that word. I can watch different videos to fully understand how the word is used and pronounced. In addition, I want to practice speaking and receive feedback on my pronunciation mistakes.</w:t>
             </w:r>
           </w:p>
         </w:tc>
@@ -43112,7 +43013,6 @@
           <w:szCs w:val="24"/>
           <w:lang w:val="en-US"/>
         </w:rPr>
-        <w:lastRenderedPageBreak/>
         <w:t xml:space="preserve">Bảng 1.1 </w:t>
       </w:r>
       <w:r>
@@ -43145,6 +43045,7 @@
           <w:szCs w:val="26"/>
           <w:lang w:val="en-US"/>
         </w:rPr>
+        <w:lastRenderedPageBreak/>
         <w:tab/>
       </w:r>
       <w:r>
@@ -43899,7 +43800,6 @@
                 <w:szCs w:val="26"/>
                 <w:lang w:val="en-US"/>
               </w:rPr>
-              <w:lastRenderedPageBreak/>
               <w:t xml:space="preserve">Câu 6: </w:t>
             </w:r>
             <w:r>
@@ -43960,6 +43860,7 @@
                 <w:szCs w:val="26"/>
                 <w:lang w:val="en-US"/>
               </w:rPr>
+              <w:lastRenderedPageBreak/>
               <w:t xml:space="preserve">Câu 7: </w:t>
             </w:r>
             <w:r>
@@ -44660,7 +44561,6 @@
                 <w:sz w:val="26"/>
                 <w:szCs w:val="26"/>
               </w:rPr>
-              <w:lastRenderedPageBreak/>
               <w:t>Người học hiện nay học tiếng Việt thông qua giáo trình, ứng dụng học ngôn ngữ, xem video, nghe nhạc và giao tiếp với người Việt.</w:t>
             </w:r>
           </w:p>
@@ -44685,6 +44585,7 @@
                 <w:sz w:val="26"/>
                 <w:szCs w:val="26"/>
               </w:rPr>
+              <w:lastRenderedPageBreak/>
               <w:t>Người học mong muốn có một hệ thống hỗ trợ học tiếng Việt thông qua các tình huống giao tiếp thực tế và có chức năng luyện phát âm, nhận diện giọng nói và phản hồi lỗi sai.</w:t>
             </w:r>
           </w:p>
@@ -44903,7 +44804,6 @@
           <w:szCs w:val="24"/>
           <w:lang w:val="en-US"/>
         </w:rPr>
-        <w:lastRenderedPageBreak/>
         <w:t>Bảng 1.</w:t>
       </w:r>
       <w:r>
@@ -45371,17 +45271,26 @@
           <w:sz w:val="26"/>
           <w:szCs w:val="26"/>
         </w:rPr>
+        <w:t>Phương pháp khảo sát: S</w:t>
+      </w:r>
+      <w:r>
+        <w:rPr>
+          <w:rFonts w:ascii="Times New Roman" w:hAnsi="Times New Roman" w:cs="Times New Roman"/>
+          <w:sz w:val="26"/>
+          <w:szCs w:val="26"/>
+          <w:lang w:val="vi-VN"/>
+        </w:rPr>
+        <w:t xml:space="preserve">ử dụng là khảo sát bằng phiếu hỏi (Google Form). Phiếu khảo sát được gửi đến người nước ngoài đang học tiếng Việt thông qua mạng xã hội </w:t>
+      </w:r>
+      <w:r>
+        <w:rPr>
+          <w:rFonts w:ascii="Times New Roman" w:hAnsi="Times New Roman" w:cs="Times New Roman"/>
+          <w:sz w:val="26"/>
+          <w:szCs w:val="26"/>
+          <w:lang w:val="vi-VN"/>
+        </w:rPr>
         <w:lastRenderedPageBreak/>
-        <w:t>Phương pháp khảo sát: S</w:t>
-      </w:r>
-      <w:r>
-        <w:rPr>
-          <w:rFonts w:ascii="Times New Roman" w:hAnsi="Times New Roman" w:cs="Times New Roman"/>
-          <w:sz w:val="26"/>
-          <w:szCs w:val="26"/>
-          <w:lang w:val="vi-VN"/>
-        </w:rPr>
-        <w:t>ử dụng là khảo sát bằng phiếu hỏi (Google Form). Phiếu khảo sát được gửi đến người nước ngoài đang học tiếng Việt thông qua mạng xã hội và các cộng đồng học tiếng Việt. Kết quả khảo sát được tổng hợp, thống kê và phân tích để xác định các yêu cầu chức năng cho hệ thống</w:t>
+        <w:t>và các cộng đồng học tiếng Việt. Kết quả khảo sát được tổng hợp, thống kê và phân tích để xác định các yêu cầu chức năng cho hệ thống</w:t>
       </w:r>
       <w:r>
         <w:rPr>
@@ -57048,7 +56957,6 @@
   <w:style w:type="character" w:default="1" w:styleId="DefaultParagraphFont">
     <w:name w:val="Default Paragraph Font"/>
     <w:uiPriority w:val="1"/>
-    <w:semiHidden/>
     <w:unhideWhenUsed/>
   </w:style>
   <w:style w:type="table" w:default="1" w:styleId="TableNormal">
